--- a/docs/細谷_要件定義書たたき_PTU研修.docx
+++ b/docs/細谷_要件定義書たたき_PTU研修.docx
@@ -150,6 +150,12 @@
           <w:rFonts w:hint="eastAsia"/>
         </w:rPr>
         <w:t>実践経験を積むことを目的と</w:t>
+      </w:r>
+      <w:r>
+        <w:rPr>
+          <w:rFonts w:hint="eastAsia"/>
+        </w:rPr>
+        <w:t>する</w:t>
       </w:r>
       <w:r>
         <w:t>。</w:t>
@@ -7742,7 +7748,7 @@
     <w:link w:val="ad"/>
     <w:uiPriority w:val="99"/>
     <w:unhideWhenUsed/>
-    <w:rsid w:val="007E1B0C"/>
+    <w:rsid w:val="00250E59"/>
     <w:pPr>
       <w:tabs>
         <w:tab w:val="center" w:pos="4252"/>
@@ -7756,7 +7762,7 @@
     <w:basedOn w:val="a0"/>
     <w:link w:val="ac"/>
     <w:uiPriority w:val="99"/>
-    <w:rsid w:val="007E1B0C"/>
+    <w:rsid w:val="00250E59"/>
   </w:style>
   <w:style w:type="paragraph" w:styleId="ae">
     <w:name w:val="footer"/>
@@ -7764,7 +7770,7 @@
     <w:link w:val="af"/>
     <w:uiPriority w:val="99"/>
     <w:unhideWhenUsed/>
-    <w:rsid w:val="007E1B0C"/>
+    <w:rsid w:val="00250E59"/>
     <w:pPr>
       <w:tabs>
         <w:tab w:val="center" w:pos="4252"/>
@@ -7778,7 +7784,7 @@
     <w:basedOn w:val="a0"/>
     <w:link w:val="ae"/>
     <w:uiPriority w:val="99"/>
-    <w:rsid w:val="007E1B0C"/>
+    <w:rsid w:val="00250E59"/>
   </w:style>
 </w:styles>
 </file>
